--- a/defense/docs/abstract_ru.docx
+++ b/defense/docs/abstract_ru.docx
@@ -68,7 +68,7 @@
           <w:i w:val="0"/>
           <w:sz w:val="28"/>
         </w:rPr>
-        <w:t>Диссертация посвящена исследованию и формализации интеграции улучшения изображений глазного дна (предобработки) с классификацией на основе свёрточных нейронных сетей (CNN) для автоматизированной многостадийной диагностики диабетической ретинопатии (ДР). Центральная идея состоит в том, что предобработка является неотъемлемым компонентом диагностической модели, а не вспомогательной подготовкой данных, поскольку именно она определяет пространство признаков, доступное сети. Для операционализации этой идеи специфицирован и встроен в модель 8-этапный конвейер предобработки, а его эффект подвергнут контролируемому экспериментальному сопоставлению с эквивалентной базовой конфигурацией, обученной без конвейера. Подход валидирован на восьми публичных и клинических наборах изображений глазного дна, полученных камерами четырёх производителей, и охватывает доминирование по качеству диагностики, абляцию компонентов, межнаборный перенос, интерпретируемость, устойчивость к клинической деградации и доменный сдвиг по устройствам; он ориентирован на автоматизированный скрининг ДР в условиях ограниченных ресурсов, включая инфраструктуру здравоохранения Казахстана.</w:t>
+        <w:t>Диссертация посвящена исследованию и формализации интеграции улучшения изображений глазного дна (предобработки) с классификацией на основе свёрточных нейронных сетей (CNN) для автоматизированной многостадийной диагностики диабетической ретинопатии (ДР). Центральная идея состоит в том, что предобработка является неотъемлемым компонентом диагностической модели, а не вспомогательной подготовкой данных, поскольку именно она определяет пространство признаков, доступное сети. Для операционализации этой идеи специфицирован и встроен в модель 8-этапный конвейер предобработки, а его эффект подвергнут контролируемому экспериментальному сопоставлению с эквивалентной базовой конфигурацией, обученной без конвейера. Подход валидирован на восьми публичных и клинических наборах изображений глазного дна, полученных камерами четырёх производителей, и охватывает доминирование по качеству диагностики, абляцию компонентов, прямое измерение сокращения доменного сдвига, межнаборный перенос, интерпретируемость, внешнее клиническое качество и доменный сдвиг по устройствам; он ориентирован на автоматизированный скрининг ДР в условиях ограниченных ресурсов, включая инфраструктуру здравоохранения Казахстана.</w:t>
       </w:r>
     </w:p>
     <w:p>
@@ -280,7 +280,7 @@
         </w:rPr>
         <w:t>4.</w:t>
         <w:tab/>
-        <w:t>Экспериментально обосновать интегрированный конвейер посредством семи экспериментов: доминирование интегрированного конвейера (Эксперимент 1), абляция компонентов и параметрические свипы (Эксперимент 2), межнаборная переносимость (Эксперимент 3), интерпретируемость Grad-CAM (Эксперимент 4), устойчивость к клинической деградации (Эксперимент 5), доменный сдвиг по устройствам (Эксперимент 6) и обучение на малых данных (Эксперимент 7) (Глава 4).</w:t>
+        <w:t>Экспериментально обосновать интегрированный конвейер посредством восьми исследований, выполненных на общей основе: доминирование интегрированного конвейера (Эксперимент 1, H-1); компонентная абляция со свипами параметров CLAHE и flat-field-коррекции (Эксперимент 2, H-2); прямое измерение расстояния «источник—цель» в пространстве признаков на шести внешних корпусах (H-3); межнаборная переносимость (Эксперимент 3, H-4); интерпретируемость Grad-CAM (Эксперимент 4, H-5); внешнее клиническое качество (Эксперимент 5, H-7); доменный сдвиг по устройствам (Эксперимент 6, H-6) и обучение на малых данных (Эксперимент 7) (Глава 4).</w:t>
       </w:r>
     </w:p>
     <w:p>
@@ -407,7 +407,7 @@
           <w:i w:val="0"/>
           <w:sz w:val="28"/>
         </w:rPr>
-        <w:t>Методология исследования сочетает теорию обработки изображений, теорию глубокого обучения и экспериментально контролируемую систему валидации. Использованные методы включают: классическую компьютерно-зрительную детекцию (локализацию диска зрительного нерва и фовеа для нормализации поворота), адаптивную коррекцию неравномерности освещения (flat-field correction), CLAHE с двойным ограничением порога в цветовом пространстве LAB, классификацию на основе CNN с backbone-архитектурами ResNet-50 и EfficientNet-B3, перенос знаний с ImageNet, офтальмологически-специфичное самообучаемое предобучение (семейства DINO / BYOL / SimCLR / MoCo) на немаркированном корпусе изображений глазного дна, Focal Loss для компенсации дисбаланса классов, анализ интерпретируемости Grad-CAM, а также статистическую систему валидации на основе 5-кратной перекрёстной проверки со стратификацией на уровне пациента, тестов Макнемара и ДеЛонга, моделей со смешанными эффектами, бутстреп-доверительных интервалов и поправок Бонферрони/Холма для множественных сравнений.</w:t>
+        <w:t>Методология исследования сочетает теорию обработки изображений, теорию глубокого обучения и экспериментально контролируемую систему валидации. Использованные методы включают: классическую компьютерно-зрительную детекцию (локализацию диска зрительного нерва и фовеа для нормализации поворота), адаптивную коррекцию неравномерности освещения (flat-field correction), CLAHE с двойным ограничением порога в цветовом пространстве LAB, классификацию на основе CNN с backbone-архитектурами ResNet-50 и EfficientNet-B3, перенос знаний с ImageNet для базовой ветви и внутридоменное предобучение для интегрированной ветви — при этом выбор между конкурирующими инициализациями решается приёмочным шлюзом линейного зонда с замороженным backbone, а не постулируется, — Focal Loss для компенсации дисбаланса классов, анализ интерпретируемости Grad-CAM с метриками перекрытия «внимание—очаг» (первичная) и IoU (вторичная), максимальное среднее расхождение (MMD) по признакам предпоследнего слоя для прямого измерения доменного сдвига (с дивергенцией поканальных гистограмм в качестве информационного контекста), а также статистическую систему валидации на основе 5-кратной перекрёстной проверки со стратификацией на уровне пациента, тестов Макнемара и ДеЛонга, моделей со смешанными эффектами, бутстреп-доверительных интервалов и поправок Бонферрони/Холма для множественных сравнений.</w:t>
       </w:r>
     </w:p>
     <w:p>
@@ -438,7 +438,7 @@
           <w:i w:val="0"/>
           <w:sz w:val="28"/>
         </w:rPr>
-        <w:t>Восемь наборов данных, организованных в функциональные уровни: EyePACS (~35 126 изображений, основное обучение и абляция, Canon CR-1); APTOS 2019 (~3 662, межнаборный перенос); IDRiD (516 изображений, 81 с пиксельными масками очагов, клиническая валидация и интерпретируемость, Kowa); Messidor-2 (~1 748, клиническая деградация, Topcon); DDR (~13 673, сдвиг по устройствам, Canon/Topcon); ODIR-5K (~5 000, сдвиг по устройствам, Canon/Zeiss); RFMiD (~3 200, сдвиг по устройствам, Topcon/Kowa); и казахстанский клинический набор (60 изображений, 30 пациентов × 2 глаза, сбалансированный, качественная валидация). Качество изображений оценивается метриками CNR, VVI, энтропия и SSIM.</w:t>
+        <w:t>Восемь наборов данных, организованных в функциональные уровни: EyePACS (~35 126 изображений, основное обучение и абляция, Canon CR-1); APTOS 2019 (~3 662, межнаборный перенос); IDRiD (516 изображений, 81 с пиксельными масками очагов, клиническая валидация и интерпретируемость, Kowa); Messidor-2 (~1 748, внешняя клиническая оценка, Topcon); DDR (~13 673, сдвиг по устройствам, Canon/Topcon); ODIR-5K (~5 000, сдвиг по устройствам, Canon/Zeiss); RFMiD (~3 200, сдвиг по устройствам, Topcon/Kowa); и казахстанский клинический набор (60 изображений, 30 пациентов × 2 глаза, сбалансированный, качественная валидация). Качество изображений оценивается метриками отношения контраст/шум (CNR), энтропии изображения и SSIM.</w:t>
       </w:r>
     </w:p>
     <w:p>
@@ -573,7 +573,58 @@
         </w:rPr>
         <w:t>7.</w:t>
         <w:tab/>
-        <w:t>Интегрированный конвейер валидирован на многонаборной, многоприборной архитектуре (EyePACS, APTOS 2019, IDRiD, Messidor-2, DDR, ODIR-5K, RFMiD и казахстанский клинический набор), включая межнаборный перенос, устойчивость к клинической деградации и доменный сдвиг по устройствам четырёх производителей камер (Canon, Topcon, Kowa, Zeiss).</w:t>
+        <w:t>Механизм, постулируемый центральной гипотезой, измерен напрямую, а не выведен из своего следствия: расстояние «источник—цель» вычисляется на предпоследнем слое для обеих конфигураций на шести внешних корпусах ценой одних лишь прямых проходов. Вклад несут две особенности плана — нормализация использует статистики домена-источника и никогда не пересчитывается на цели, поэтому измерение является свойством предобработки, а не подогнанной к цели процедуры; и его фальсифицируемость зафиксирована до самого измерения, поскольку два этапа конвейера по построению привязаны к домену-источнику и обращение результата было реальной возможностью.</w:t>
+      </w:r>
+    </w:p>
+    <w:p>
+      <w:pPr>
+        <w:ind w:left="709" w:hanging="397"/>
+        <w:jc w:val="both"/>
+      </w:pPr>
+      <w:r>
+        <w:rPr>
+          <w:rFonts w:ascii="Times New Roman" w:hAnsi="Times New Roman" w:cs="Times New Roman" w:eastAsia="Times New Roman"/>
+          <w:b w:val="0"/>
+          <w:i w:val="0"/>
+          <w:sz w:val="28"/>
+        </w:rPr>
+        <w:t>8.</w:t>
+        <w:tab/>
+        <w:t>Интегрированная ветвь инициализируется внутридоменным, а не натурально-изобразительным предобучением, причём выбор между конкурирующими инициализациями решается приёмочным шлюзом линейного зонда с замороженным backbone, а не постулируется. Отрицательный исход приводится как свидетельство: самообучение без меток, обученное с нуля на внутридоменном корпусе, шлюз не прошло — по нескольким протоколам одного семейства и без улучшения от более длительного обучения — и допущено не было.</w:t>
+      </w:r>
+    </w:p>
+    <w:p>
+      <w:pPr>
+        <w:ind w:left="709" w:hanging="397"/>
+        <w:jc w:val="both"/>
+      </w:pPr>
+      <w:r>
+        <w:rPr>
+          <w:rFonts w:ascii="Times New Roman" w:hAnsi="Times New Roman" w:cs="Times New Roman" w:eastAsia="Times New Roman"/>
+          <w:b w:val="0"/>
+          <w:i w:val="0"/>
+          <w:sz w:val="28"/>
+        </w:rPr>
+        <w:t>9.</w:t>
+        <w:tab/>
+        <w:t>Интегрированный конвейер валидирован на многонаборной, многоприборной архитектуре (EyePACS, APTOS 2019, IDRiD, Messidor-2, DDR, ODIR-5K, RFMiD и казахстанский клинический набор), включая межнаборный перенос, внешнее клиническое качество и доменный сдвиг по устройствам четырёх производителей камер (Canon, Topcon, Kowa, Zeiss).</w:t>
+      </w:r>
+    </w:p>
+    <w:p>
+      <w:pPr>
+        <w:ind w:left="709" w:hanging="397"/>
+        <w:jc w:val="both"/>
+      </w:pPr>
+      <w:r>
+        <w:rPr>
+          <w:rFonts w:ascii="Times New Roman" w:hAnsi="Times New Roman" w:cs="Times New Roman" w:eastAsia="Times New Roman"/>
+          <w:b w:val="0"/>
+          <w:i w:val="0"/>
+          <w:sz w:val="28"/>
+        </w:rPr>
+        <w:t>10.</w:t>
+        <w:tab/>
+        <w:t>Аналитически выявлен дефект, общий для трёх широко используемых мер внешней устойчивости: величина деградации, коэффициент обобщения и коэффициент удержания — каждая нормирует или вычитает внешнее качество ветви относительно её же внутридоменного качества и потому штрафует конфигурацию за её внутридоменную силу. Анализ строго описателен и не реабилитирует ни один результат настоящей работы.</w:t>
       </w:r>
     </w:p>
     <w:p>
@@ -657,7 +708,7 @@
         </w:rPr>
         <w:t>4.</w:t>
         <w:tab/>
-        <w:t>Вклад отдельных этапов конвейера количественно оценён посредством 7-уровневой компонентной абляции, а порог CLAHE с двойным ограничением и параметр σ flat-field-коррекции охарактеризованы параметрическими свипами, подкреплёнными метриками качества изображений (CNR, VVI, энтропия, SSIM) (Эксперимент 2).</w:t>
+        <w:t>Вклад отдельных этапов конвейера количественно оценён посредством кумулятивной компонентной абляции при единой инициализации, а порог CLAHE с двойным ограничением и параметр σ flat-field-коррекции охарактеризованы параметрическими свипами, подкреплёнными метриками качества изображений (CNR, энтропия, SSIM) (Эксперимент 2).</w:t>
       </w:r>
     </w:p>
     <w:p>
@@ -674,7 +725,7 @@
         </w:rPr>
         <w:t>5.</w:t>
         <w:tab/>
-        <w:t>Межнаборная переносимость конвейера оценена на APTOS 2019 без дообучения относительно предварительно зарегистрированного коэффициента обобщения G ≥ 0,85 (Эксперимент 3).</w:t>
+        <w:t>Сокращение расстояния «источник—цель» в пространстве признаков измерено напрямую на шести внешних корпусах при обязательном условии использования статистик домена-источника, что даёт средний член причинной цепи, к которому остальные гипотезы подступают лишь через его следствие (H-3).</w:t>
       </w:r>
     </w:p>
     <w:p>
@@ -691,7 +742,7 @@
         </w:rPr>
         <w:t>6.</w:t>
         <w:tab/>
-        <w:t>Анализ интерпретируемости Grad-CAM с использованием предложенной метрики перекрытия «внимание–очаг» (ALO, первичная) и IoU (вторичная) относительно пиксельных масок очагов IDRiD и качественных наложений на казахстанском клиническом наборе охарактеризовал согласованность внимания модели с клинически значимыми структурами очагов (Эксперимент 4).</w:t>
+        <w:t>Межнаборная переносимость конвейера оценена на APTOS 2019 без дообучения относительно предварительно зарегистрированного коэффициента обобщения G ≥ 0,85 (Эксперимент 3).</w:t>
       </w:r>
     </w:p>
     <w:p>
@@ -708,7 +759,7 @@
         </w:rPr>
         <w:t>7.</w:t>
         <w:tab/>
-        <w:t>Оценены устойчивость конвейера к клинической деградации (IDRiD, Messidor-2; Эксперимент 5), его приборная устойчивость на камерах четырёх производителей (DDR, ODIR-5K, RFMiD; Эксперимент 6) и обучаемость на малых клинических данных (Эксперимент 7).</w:t>
+        <w:t>Анализ интерпретируемости Grad-CAM с использованием предложенной метрики перекрытия «внимание—очаг» (ALO, первичная) и IoU (вторичная) относительно пиксельных масок очагов IDRiD охарактеризовал согласованность внимания модели с клинически аннотированными структурами очагов (Эксперимент 4).</w:t>
       </w:r>
     </w:p>
     <w:p>
@@ -725,7 +776,24 @@
         </w:rPr>
         <w:t>8.</w:t>
         <w:tab/>
-        <w:t>Спроектирована модульная архитектура автоматизированной системы скрининга ДР для сред с ограниченными ресурсами, с интеграцией телемедицины и электронного здравоохранения, применимая к инфраструктуре здравоохранения Казахстана.</w:t>
+        <w:t>Оценены внешнее клиническое качество интегрированной конфигурации (IDRiD, Messidor-2; Эксперимент 5), её приборная устойчивость на камерах четырёх производителей (DDR, ODIR-5K, RFMiD; Эксперимент 6) и обучаемость на малых клинических данных (Эксперимент 7).</w:t>
+      </w:r>
+    </w:p>
+    <w:p>
+      <w:pPr>
+        <w:ind w:left="709" w:hanging="397"/>
+        <w:jc w:val="both"/>
+      </w:pPr>
+      <w:r>
+        <w:rPr>
+          <w:rFonts w:ascii="Times New Roman" w:hAnsi="Times New Roman" w:cs="Times New Roman" w:eastAsia="Times New Roman"/>
+          <w:b w:val="0"/>
+          <w:i w:val="0"/>
+          <w:sz w:val="28"/>
+        </w:rPr>
+        <w:t>9.</w:t>
+        <w:tab/>
+        <w:t>Спроектирована модульная архитектура автоматизированной системы скрининга ДР для сред с ограниченными ресурсами, с интеграцией телемедицины и электронного здравоохранения, применимая к инфраструктуре здравоохранения Казахстана; это проектная спецификация — прототип не реализован и полевые испытания не проводились.</w:t>
       </w:r>
     </w:p>
     <w:p>
@@ -746,6 +814,21 @@
     </w:p>
     <w:p>
       <w:pPr>
+        <w:ind w:firstLine="709"/>
+        <w:jc w:val="both"/>
+      </w:pPr>
+      <w:r>
+        <w:rPr>
+          <w:rFonts w:ascii="Times New Roman" w:hAnsi="Times New Roman" w:cs="Times New Roman" w:eastAsia="Times New Roman"/>
+          <w:b w:val="0"/>
+          <w:i w:val="0"/>
+          <w:sz w:val="28"/>
+        </w:rPr>
+        <w:t>Каждое положение выносится на защиту в той силе, которую поддерживает его заранее заданный критерий, и каждое несёт оговорку, неотделимую от него: положение, приведённое без своей оговорки, есть иное и более сильное утверждение, чем то, которое поддержано данными.</w:t>
+      </w:r>
+    </w:p>
+    <w:p>
+      <w:pPr>
         <w:ind w:left="709" w:hanging="397"/>
         <w:jc w:val="both"/>
       </w:pPr>
@@ -758,7 +841,16 @@
         </w:rPr>
         <w:t>1.</w:t>
         <w:tab/>
-        <w:t>Предобработка является неотъемлемым компонентом диагностической модели, а не вспомогательной подготовкой данных: интегрированная конфигурация (8-этапный конвейер + внутридоменное предобучение) достигает статистически значимого доминирования в пятиклассовой классификации ДР над эквивалентной базовой конфигурацией (растягивающее масштабирование + ImageNet-нормализация), удовлетворяя предварительно зарегистрированному критерию доминирования для обеих архитектур ResNet-50 и EfficientNet-B3 (H-1).</w:t>
+        <w:t xml:space="preserve">Предобработка изображений глазного дна является формализуемым и экспериментально проверяемым компонентом диагностической модели, а не вспомогательной подготовкой данных, — переосмысление от сквозной парадигмы (P1) к интегрированной (P2). </w:t>
+      </w:r>
+      <w:r>
+        <w:rPr>
+          <w:rFonts w:ascii="Times New Roman" w:hAnsi="Times New Roman" w:cs="Times New Roman" w:eastAsia="Times New Roman"/>
+          <w:b w:val="0"/>
+          <w:i/>
+          <w:sz w:val="28"/>
+        </w:rPr>
+        <w:t>Это положение методологическое и неэмпирическое: экспериментальные результаты согласуются с ним в исследованных условиях и не устанавливают его универсально.</w:t>
       </w:r>
     </w:p>
     <w:p>
@@ -775,7 +867,16 @@
         </w:rPr>
         <w:t>2.</w:t>
         <w:tab/>
-        <w:t>Вклад отдельных этапов конвейера может быть количественно оценён посредством абляции компонентов, при этом порог CLAHE с двойным ограничением и параметр σ flat-field-коррекции демонстрируют идентифицируемые профили чувствительности с локальным оптимумом в пределах исследованного диапазона (H-2).</w:t>
+        <w:t xml:space="preserve">Интегрированная конфигурация доминирует над базовой в пятиклассовой классификации ДР на EyePACS для обеих архитектур ResNet-50 и EfficientNet-B3 по конъюнктивному предварительно зарегистрированному критерию во всех трёх его компонентах, причём эффект выдерживает поправку на множественные сравнения и не обнаруживает взаимодействия с выбором архитектуры (H-1). </w:t>
+      </w:r>
+      <w:r>
+        <w:rPr>
+          <w:rFonts w:ascii="Times New Roman" w:hAnsi="Times New Roman" w:cs="Times New Roman" w:eastAsia="Times New Roman"/>
+          <w:b w:val="0"/>
+          <w:i/>
+          <w:sz w:val="28"/>
+        </w:rPr>
+        <w:t>Две ветви различаются не только предобработкой, но и инициализацией, поэтому положение касается конфигурации как целого; кумулятивная абляция разлагает этот композит, но не растворяет его, и никакая часть эффекта не приписывается предобработке в отдельности.</w:t>
       </w:r>
     </w:p>
     <w:p>
@@ -792,7 +893,16 @@
         </w:rPr>
         <w:t>3.</w:t>
         <w:tab/>
-        <w:t>Модель, обученная на EyePACS с конвейером, переносится на APTOS 2019 без дообучения, достигая коэффициента обобщения G = F1_APTOS / F1_EyePACS ≥ 0,85 (H-4).</w:t>
+        <w:t xml:space="preserve">Параметры CLAHE с двойным ограничением и σ flat-field-коррекции демонстрируют внутренний оптимум в исследованных диапазонах, подтверждённый на отложенных данных (H-2). </w:t>
+      </w:r>
+      <w:r>
+        <w:rPr>
+          <w:rFonts w:ascii="Times New Roman" w:hAnsi="Times New Roman" w:cs="Times New Roman" w:eastAsia="Times New Roman"/>
+          <w:b w:val="0"/>
+          <w:i/>
+          <w:sz w:val="28"/>
+        </w:rPr>
+        <w:t>Ограничено проверенными диапазонами; оптимальные значения суть свойства данного корпуса и конвейера, а не переносимые константы.</w:t>
       </w:r>
     </w:p>
     <w:p>
@@ -809,7 +919,16 @@
         </w:rPr>
         <w:t>4.</w:t>
         <w:tab/>
-        <w:t>Конвейер перенаправляет внимание CNN на клинически значимые области очагов, что подтверждается количественно более высокими значениями ALO (первичная) и IoU (вторичная) относительно масок очагов IDRiD и качественно — наложениями Grad-CAM на казахстанском клиническом наборе (H-5).</w:t>
+        <w:t xml:space="preserve">Вклады отдельных этапов конвейера разделимы, монотонны по фолдам и упорядочиваемы, причём два фотометрических этапа лидируют (H-2). </w:t>
+      </w:r>
+      <w:r>
+        <w:rPr>
+          <w:rFonts w:ascii="Times New Roman" w:hAnsi="Times New Roman" w:cs="Times New Roman" w:eastAsia="Times New Roman"/>
+          <w:b w:val="0"/>
+          <w:i/>
+          <w:sz w:val="28"/>
+        </w:rPr>
+        <w:t>Только на уровне разрешения групп: соседние ранги лежат в пределах шума, строгий порядок этапов на защиту не выносится, а канал маски FOV не был выделен изолированно.</w:t>
       </w:r>
     </w:p>
     <w:p>
@@ -826,7 +945,16 @@
         </w:rPr>
         <w:t>5.</w:t>
         <w:tab/>
-        <w:t>Конвейер снижает межнаборную деградацию качества Δ = F1_EyePACS_val − F1_external на IDRiD и Messidor-2 по сравнению с базовой конфигурацией (H-7).</w:t>
+        <w:t xml:space="preserve">Интегрированная конфигурация сокращает расстояние между обучающим и каждым внешним распределением в пространстве признаков предпоследнего слоя на всех исследованных внешних корпусах, причём ни одна статистика целевого корпуса не входит в преобразование (H-3). </w:t>
+      </w:r>
+      <w:r>
+        <w:rPr>
+          <w:rFonts w:ascii="Times New Roman" w:hAnsi="Times New Roman" w:cs="Times New Roman" w:eastAsia="Times New Roman"/>
+          <w:b w:val="0"/>
+          <w:i/>
+          <w:sz w:val="28"/>
+        </w:rPr>
+        <w:t>Только по направлению — величина сокращения расстояния не отслеживает величину прироста качества; утверждение механистическое и не несёт заявлений о диагностическом качестве или совместимости с устройствами.</w:t>
       </w:r>
     </w:p>
     <w:p>
@@ -843,7 +971,203 @@
         </w:rPr>
         <w:t>6.</w:t>
         <w:tab/>
-        <w:t>Конвейер сохраняет качество классификации на изображениях с камер разных производителей (Canon, Topcon, Kowa, Zeiss) в допустимых пределах относительно внутридоменного качества (H-6).</w:t>
+        <w:t xml:space="preserve">Модель, обученная на EyePACS с конвейером, переносится на APTOS 2019 без дообучения, преодолевая предварительно зарегистрированный коэффициент обобщения G ≥ 0,85 и превосходя базовую конфигурацию на каждом классе (H-4). </w:t>
+      </w:r>
+      <w:r>
+        <w:rPr>
+          <w:rFonts w:ascii="Times New Roman" w:hAnsi="Times New Roman" w:cs="Times New Roman" w:eastAsia="Times New Roman"/>
+          <w:b w:val="0"/>
+          <w:i/>
+          <w:sz w:val="28"/>
+        </w:rPr>
+        <w:t>Базовая конфигурация также преодолевает порог, поэтому критерий не различает ветви; доказательство лежит в сравнении.</w:t>
+      </w:r>
+    </w:p>
+    <w:p>
+      <w:pPr>
+        <w:ind w:left="709" w:hanging="397"/>
+        <w:jc w:val="both"/>
+      </w:pPr>
+      <w:r>
+        <w:rPr>
+          <w:rFonts w:ascii="Times New Roman" w:hAnsi="Times New Roman" w:cs="Times New Roman" w:eastAsia="Times New Roman"/>
+          <w:b w:val="0"/>
+          <w:i w:val="0"/>
+          <w:sz w:val="28"/>
+        </w:rPr>
+        <w:t>7.</w:t>
+        <w:tab/>
+        <w:t xml:space="preserve">Внимание модели теснее согласуется с экспертной пиксельной разметкой очагов в интегрированной конфигурации — на всех четырёх аннотированных типах очагов и по обеим мерам (H-5). </w:t>
+      </w:r>
+      <w:r>
+        <w:rPr>
+          <w:rFonts w:ascii="Times New Roman" w:hAnsi="Times New Roman" w:cs="Times New Roman" w:eastAsia="Times New Roman"/>
+          <w:b w:val="0"/>
+          <w:i/>
+          <w:sz w:val="28"/>
+        </w:rPr>
+        <w:t>Согласованность между свидетельством модели и экспертной разметкой, а не клиническая локализация патологии; один аннотированный корпус и один фолд; качественное исследование на клиническом корпусе выполнено не было.</w:t>
+      </w:r>
+    </w:p>
+    <w:p>
+      <w:pPr>
+        <w:ind w:left="709" w:hanging="397"/>
+        <w:jc w:val="both"/>
+      </w:pPr>
+      <w:r>
+        <w:rPr>
+          <w:rFonts w:ascii="Times New Roman" w:hAnsi="Times New Roman" w:cs="Times New Roman" w:eastAsia="Times New Roman"/>
+          <w:b w:val="0"/>
+          <w:i w:val="0"/>
+          <w:sz w:val="28"/>
+        </w:rPr>
+        <w:t>8.</w:t>
+        <w:tab/>
+        <w:t xml:space="preserve">Качество классификации сохраняется на всех исследованных камерных группах, а по существу — сокращается разброс качества между этими группами (H-6). </w:t>
+      </w:r>
+      <w:r>
+        <w:rPr>
+          <w:rFonts w:ascii="Times New Roman" w:hAnsi="Times New Roman" w:cs="Times New Roman" w:eastAsia="Times New Roman"/>
+          <w:b w:val="0"/>
+          <w:i/>
+          <w:sz w:val="28"/>
+        </w:rPr>
+        <w:t>Обе конфигурации преодолевают порог удержания; две из пяти групп суть сами внешние клинические корпуса и не дают независимого воспроизведения; ничто из этого не составляет сертификации устройств.</w:t>
+      </w:r>
+    </w:p>
+    <w:p>
+      <w:pPr>
+        <w:ind w:left="709" w:hanging="397"/>
+        <w:jc w:val="both"/>
+      </w:pPr>
+      <w:r>
+        <w:rPr>
+          <w:rFonts w:ascii="Times New Roman" w:hAnsi="Times New Roman" w:cs="Times New Roman" w:eastAsia="Times New Roman"/>
+          <w:b w:val="0"/>
+          <w:i w:val="0"/>
+          <w:sz w:val="28"/>
+        </w:rPr>
+        <w:t>9.</w:t>
+        <w:tab/>
+        <w:t xml:space="preserve">Интегрированная конфигурация достигает более высокого абсолютного weighted F1, чем базовая, на обоих внешних клинических корпусах, причём каждая разность достигает минимально клинически значимой величины при доверительном интервале, исключающем ноль, и оценивается на каждом корпусе раздельно (H-7). </w:t>
+      </w:r>
+      <w:r>
+        <w:rPr>
+          <w:rFonts w:ascii="Times New Roman" w:hAnsi="Times New Roman" w:cs="Times New Roman" w:eastAsia="Times New Roman"/>
+          <w:b w:val="0"/>
+          <w:i/>
+          <w:sz w:val="28"/>
+        </w:rPr>
+        <w:t>Более высокое абсолютное внешнее качество, а не устойчивость к деградации — относительно собственных внутридоменных уровней обе конфигурации снижаются почти одинаково; запас над порогом на втором корпусе мал, и нижняя граница этого интервала лежит ниже минимально значимой величины.</w:t>
+      </w:r>
+    </w:p>
+    <w:p>
+      <w:pPr>
+        <w:ind w:left="709" w:hanging="397"/>
+        <w:jc w:val="both"/>
+      </w:pPr>
+      <w:r>
+        <w:rPr>
+          <w:rFonts w:ascii="Times New Roman" w:hAnsi="Times New Roman" w:cs="Times New Roman" w:eastAsia="Times New Roman"/>
+          <w:b w:val="0"/>
+          <w:i w:val="0"/>
+          <w:sz w:val="28"/>
+        </w:rPr>
+        <w:t>10.</w:t>
+        <w:tab/>
+        <w:t xml:space="preserve">Три широко используемые меры внешней устойчивости — величина деградации, коэффициент обобщения и коэффициент удержания — имеют общий структурный дефект: каждая нормирует или вычитает внешнее качество ветви относительно её же внутридоменного качества и потому штрафует конфигурацию за внутридоменную силу. </w:t>
+      </w:r>
+      <w:r>
+        <w:rPr>
+          <w:rFonts w:ascii="Times New Roman" w:hAnsi="Times New Roman" w:cs="Times New Roman" w:eastAsia="Times New Roman"/>
+          <w:b w:val="0"/>
+          <w:i/>
+          <w:sz w:val="28"/>
+        </w:rPr>
+        <w:t>Аналитично и строго описательно: не реабилитирует ни один результат настоящей работы.</w:t>
+      </w:r>
+    </w:p>
+    <w:p>
+      <w:pPr>
+        <w:ind w:left="709" w:hanging="397"/>
+        <w:jc w:val="both"/>
+      </w:pPr>
+      <w:r>
+        <w:rPr>
+          <w:rFonts w:ascii="Times New Roman" w:hAnsi="Times New Roman" w:cs="Times New Roman" w:eastAsia="Times New Roman"/>
+          <w:b w:val="0"/>
+          <w:i w:val="0"/>
+          <w:sz w:val="28"/>
+        </w:rPr>
+        <w:t>11.</w:t>
+        <w:tab/>
+        <w:t xml:space="preserve">Связанная термо-оптическая модель отклика тканей глазного дна на лазерное воздействие и модульная архитектура автоматизированной системы скрининга ДР для сред с ограниченными ресурсами. </w:t>
+      </w:r>
+      <w:r>
+        <w:rPr>
+          <w:rFonts w:ascii="Times New Roman" w:hAnsi="Times New Roman" w:cs="Times New Roman" w:eastAsia="Times New Roman"/>
+          <w:b w:val="0"/>
+          <w:i/>
+          <w:sz w:val="28"/>
+        </w:rPr>
+        <w:t>Выносятся соответственно как теоретический и проектный вклад — модель клинически не валидирована, а архитектура не прототипирована и не испытана в полевых условиях.</w:t>
+      </w:r>
+    </w:p>
+    <w:p>
+      <w:pPr>
+        <w:ind w:firstLine="709"/>
+        <w:jc w:val="both"/>
+      </w:pPr>
+      <w:r>
+        <w:rPr>
+          <w:rFonts w:ascii="Times New Roman" w:hAnsi="Times New Roman" w:cs="Times New Roman" w:eastAsia="Times New Roman"/>
+          <w:b w:val="0"/>
+          <w:i w:val="0"/>
+          <w:sz w:val="28"/>
+        </w:rPr>
+        <w:t xml:space="preserve">Ещё один результат предлагается как наблюдение, а не как положение на защиту: в предзарегистрированной оценке на корпусе примерно в семьдесят раз меньшем обучающего, при обучении обеих ветвей из одной инициализации, интегрированная конфигурация вновь оказалась сильнее — с запасом, </w:t>
+      </w:r>
+      <w:r>
+        <w:rPr>
+          <w:rFonts w:ascii="Times New Roman" w:hAnsi="Times New Roman" w:cs="Times New Roman" w:eastAsia="Times New Roman"/>
+          <w:b/>
+          <w:i w:val="0"/>
+          <w:sz w:val="28"/>
+        </w:rPr>
+        <w:t>сопоставимым с приростом на обильных данных, но не превосходящим его</w:t>
+      </w:r>
+      <w:r>
+        <w:rPr>
+          <w:rFonts w:ascii="Times New Roman" w:hAnsi="Times New Roman" w:cs="Times New Roman" w:eastAsia="Times New Roman"/>
+          <w:b w:val="0"/>
+          <w:i w:val="0"/>
+          <w:sz w:val="28"/>
+        </w:rPr>
+        <w:t>. Задействованный клинический корпус не подлежит распространению, поэтому данный результат внешне невоспроизводим.</w:t>
+      </w:r>
+    </w:p>
+    <w:p>
+      <w:pPr>
+        <w:ind w:firstLine="709"/>
+        <w:jc w:val="both"/>
+      </w:pPr>
+      <w:r>
+        <w:rPr>
+          <w:rFonts w:ascii="Times New Roman" w:hAnsi="Times New Roman" w:cs="Times New Roman" w:eastAsia="Times New Roman"/>
+          <w:b/>
+          <w:i w:val="0"/>
+          <w:sz w:val="28"/>
+        </w:rPr>
+        <w:t>Не выносятся на защиту:</w:t>
+      </w:r>
+      <w:r>
+        <w:rPr>
+          <w:rFonts w:ascii="Times New Roman" w:hAnsi="Times New Roman" w:cs="Times New Roman" w:eastAsia="Times New Roman"/>
+          <w:b w:val="0"/>
+          <w:i w:val="0"/>
+          <w:sz w:val="28"/>
+        </w:rPr>
+        <w:t xml:space="preserve"> клиническая валидность, готовность к автономному внедрению, сертификация устройств, локализация патологии, превосходство над какой-либо поименованной опубликованной системой, а также распространение результатов за пределы корпусов, устройств и аппаратуры, на которых они получены.</w:t>
       </w:r>
     </w:p>
     <w:p>
@@ -945,7 +1269,7 @@
           <w:i w:val="0"/>
           <w:sz w:val="28"/>
         </w:rPr>
-        <w:t>Достоверность обеспечивается: использованием крупномасштабных и множественных публичных наборов данных (~35 126 обучающих изображений EyePACS и семь дополнительных наборов); 5-кратной перекрёстной проверкой со стратификацией на уровне пациента и строгим контролем утечки данных; представлением всех первичных метрик в виде «среднее ± стандартное отклонение»; многометрической оценкой (weighted F1, ROC-AUC, Cohen's Kappa с квадратичными весами, accuracy); статистической проверкой гипотез (тесты Макнемара, ДеЛонга), моделями со смешанными эффектами по фолдам, бутстреп-доверительными интервалами (≥ 1000 ресэмплов) и поправками Бонферрони/Холма; предварительно зарегистрированными критериями успеха; а также сопоставлением с опубликованными системами (IDx-DR, Eyenuk, DeepMind).</w:t>
+        <w:t>Достоверность обеспечивается: использованием крупномасштабных и множественных публичных наборов данных (~35 126 обучающих изображений EyePACS и семь дополнительных наборов); 5-кратной перекрёстной проверкой со стратификацией на уровне пациента и строгим контролем утечки данных; представлением всех первичных метрик в виде «среднее ± стандартное отклонение»; многометрической оценкой (weighted F1, ROC-AUC, Cohen's Kappa с квадратичными весами, accuracy); статистической проверкой гипотез (тесты Макнемара, ДеЛонга), моделями со смешанными эффектами по фолдам, бутстреп-доверительными интервалами (≥ 1000 ресэмплов) и поправками Бонферрони/Холма; критериями успеха, зафиксированными до экспериментов, которые их проверяли, — критерий, написанный после того, как результат стал известен, может быть удовлетворён всегда, поэтому информативной классификацию делает именно порядок. Работа дополнительно помещается в контекст опубликованных систем, но не ранжируется среди них, поскольку никакие две сопоставляемые записи не совпадают одновременно по постановке задачи, корпусу, эталонному стандарту и метрике. Два ограничения этого аппарата заявляются, а не откладываются: поправка на множественные сравнения ограничена тем единственным экспериментом, в рамках которого сравнения планировались, поэтому общедиссертационная вероятность ошибки не заявляется; и ряд оценок опирается на модели одного обученного фолда, поэтому их интервалы количественно описывают лишь выборку оценочного корпуса и занижают полную неопределённость в известную сторону.</w:t>
       </w:r>
     </w:p>
     <w:p>
@@ -1378,7 +1702,7 @@
           <w:i w:val="0"/>
           <w:sz w:val="28"/>
         </w:rPr>
-        <w:t xml:space="preserve"> представляет уровневую архитектуру наборов данных и семь экспериментов: Эксперимент 1 (доминирование интегрированного конвейера на восстановленном факторном плане 2×2, конфигурации A–D), Эксперимент 2 (абляция этапов по 7 уровням, свипы порога CLAHE и σ flat-field-коррекции с метриками качества изображений), Эксперимент 3 (перенос без дообучения на APTOS 2019), Эксперимент 4 (интерпретируемость Grad-CAM с количественными ALO/IoU на IDRiD и качественными наложениями на клиническом наборе), Эксперимент 5 (устойчивость к клинической деградации на IDRiD и Messidor-2), Эксперимент 6 (доменный сдвиг по устройствам на DDR, ODIR-5K, RFMiD) и Эксперимент 7 (обучение на малых данных на IDRiD с отложенным клиническим набором).</w:t>
+        <w:t xml:space="preserve"> представляет уровневую архитектуру наборов данных и восемь исследований: Эксперимент 1 (доминирование интегрированного конвейера на восстановленном факторном плане 2×2, конфигурации A–D), Эксперимент 2 (кумулятивная абляция этапов, свипы порога CLAHE и σ flat-field-коррекции с метриками качества изображений), прямое измерение расстояния «источник—цель» на шести внешних корпусах (H-3), Эксперимент 3 (перенос без дообучения на APTOS 2019), Эксперимент 4 (интерпретируемость Grad-CAM с количественными ALO/IoU на IDRiD), Эксперимент 5 (внешнее клиническое качество на IDRiD и Messidor-2), Эксперимент 6 (доменный сдвиг по устройствам на DDR, ODIR-5K, RFMiD) и Эксперимент 7 (обучение на малых данных на IDRiD с отложенным клиническим набором).</w:t>
       </w:r>
     </w:p>
     <w:p>
@@ -1402,7 +1726,7 @@
           <w:i w:val="0"/>
           <w:sz w:val="28"/>
         </w:rPr>
-        <w:t xml:space="preserve"> консолидирует результаты по интерпретируемости, статистическую валидацию (бутстреп-доверительные интервалы и модели со смешанными эффектами, итоговые классификации силы утверждений), сравнительный анализ с опубликованными системами (IDx-DR, Eyenuk, DeepMind) и компромисс «качество–сложность», а также формулирует ограничения и граничные условия предложенного подхода.</w:t>
+        <w:t xml:space="preserve"> консолидирует результаты по интерпретируемости, статистическую валидацию (бутстреп-доверительные интервалы и модели со смешанными эффектами, итоговые классификации силы утверждений), помещение работы в контекст опубликованных систем без ранжирования среди них и компромисс «качество—сложность», а также формулирует ограничения и граничные условия предложенного подхода.</w:t>
       </w:r>
     </w:p>
     <w:p>
